--- a/docs/relacionamiento/Relacionamiento-con-Consentimiento.docx
+++ b/docs/relacionamiento/Relacionamiento-con-Consentimiento.docx
@@ -226,7 +226,7 @@
                 <w:sz w:val="56"/>
                 <w:szCs w:val="56"/>
               </w:rPr>
-              <w:t xml:space="preserve">57</w:t>
+              <w:t xml:space="preserve">81</w:t>
             </w:r>
           </w:p>
           <w:p>
@@ -5059,7 +5059,7 @@
           <wp:inline distT="0" distB="0" distL="0" distR="0">
             <wp:extent cx="6124575" cy="2867025"/>
             <wp:effectExtent t="0" r="0" b="0" l="0"/>
-            <wp:docPr id="4" name="img/cobertura.png" descr="El mercado sin alcanzar: casos estimados con censo y prevalencias contra la base. Las celdas con menos de 10 personas no se publican." title="El mercado sin alcanzar: casos estimados con censo y prevalencias contra la base. Las celdas con menos de 10 personas no se publican."/>
+            <wp:docPr id="4" name="img/cobertura.png" descr="El mercado sin alcanzar: casos estimados con censo y prevalencias contra la base. Los conteos de 1 a 9 (en la base o captados del área) no se publican, y si queda una sola celda oculta en una zona se oculta también la siguiente, para que no se despeje restando." title="El mercado sin alcanzar: casos estimados con censo y prevalencias contra la base. Los conteos de 1 a 9 (en la base o captados del área) no se publican, y si queda una sola celda oculta en una zona se oculta también la siguiente, para que no se despeje restando."/>
             <wp:cNvGraphicFramePr>
               <a:graphicFrameLocks xmlns:a="http://schemas.openxmlformats.org/drawingml/2006/main" noChangeAspect="1"/>
             </wp:cNvGraphicFramePr>
@@ -5106,7 +5106,7 @@
           <w:sz w:val="17"/>
           <w:szCs w:val="17"/>
         </w:rPr>
-        <w:t xml:space="preserve">El mercado sin alcanzar: casos estimados con censo y prevalencias contra la base. Las celdas con menos de 10 personas no se publican.</w:t>
+        <w:t xml:space="preserve">El mercado sin alcanzar: casos estimados con censo y prevalencias contra la base. Los conteos de 1 a 9 (en la base o captados del área) no se publican, y si queda una sola celda oculta en una zona se oculta también la siguiente, para que no se despeje restando.</w:t>
       </w:r>
     </w:p>
     <w:p>
@@ -7234,7 +7234,7 @@
                 <w:sz w:val="19"/>
                 <w:szCs w:val="19"/>
               </w:rPr>
-              <w:t xml:space="preserve">Regla «receta al público» antes del puntaje; condición de venta desconocida = receta.</w:t>
+              <w:t xml:space="preserve">Regla «receta al público» antes del puntaje, para cualquier tipo de contenido que nombre un producto bajo receta; condición de venta vacía o desconocida = receta.</w:t>
             </w:r>
           </w:p>
         </w:tc>
@@ -7414,7 +7414,7 @@
                 <w:sz w:val="19"/>
                 <w:szCs w:val="19"/>
               </w:rPr>
-              <w:t xml:space="preserve">Supresión de celdas chicas (menos de 10 en la base, menos de 5 menciones en la escucha), también en la brecha.</w:t>
+              <w:t xml:space="preserve">Supresión de conteos chicos (de 1 a 9 en la base o en los captados del área; menos de 5 menciones en la escucha), también en la brecha, con supresión complementaria dentro de cada zona.</w:t>
             </w:r>
           </w:p>
         </w:tc>
@@ -7474,7 +7474,7 @@
                 <w:sz w:val="19"/>
                 <w:szCs w:val="19"/>
               </w:rPr>
-              <w:t xml:space="preserve">Tope de envíos por país, ventana de 30 días, exclusión tras una queja, baja en un clic.</w:t>
+              <w:t xml:space="preserve">Tope de envíos por país (los de hoy cuentan), ventana de 30 días, exclusión tras una queja, baja en un clic; una baja que no se entiende se respeta como baja.</w:t>
             </w:r>
           </w:p>
         </w:tc>
@@ -7950,7 +7950,7 @@
         <w:spacing w:after="120"/>
       </w:pPr>
       <w:r>
-        <w:t xml:space="preserve">Se carga el ajuste para ese país (por ejemplo, otro tope de envíos) y queda marcado como validado. El código no cambia.</w:t>
+        <w:t xml:space="preserve">Se carga el ajuste para ese país (por ejemplo, otro tope de envíos) y queda marcado como validado. El código no cambia. Abrir la promoción de receta al público exige, además, el visto de legal en el mismo ajuste.</w:t>
       </w:r>
     </w:p>
     <w:p>
